--- a/public/Prilozheniya-PV-Sistema-Bogoslovskoe.docx
+++ b/public/Prilozheniya-PV-Sistema-Bogoslovskoe.docx
@@ -58,7 +58,7 @@
                 <w:b w:val="0"/>
                 <w:sz w:val="22"/>
               </w:rPr>
-              <w:t>к лицензионному договору</w:t>
+              <w:t>к сублицензионному договору</w:t>
             </w:r>
           </w:p>
           <w:p>
@@ -1717,9 +1717,7 @@
       </w:tr>
     </w:tbl>
     <w:p>
-      <w:r>
-        <w:br w:type="page"/>
-      </w:r>
+      <w:r/>
     </w:p>
     <w:tbl>
       <w:tblPr>
@@ -1777,7 +1775,7 @@
                 <w:b w:val="0"/>
                 <w:sz w:val="22"/>
               </w:rPr>
-              <w:t>к лицензионному договору</w:t>
+              <w:t>к сублицензионному договору</w:t>
             </w:r>
           </w:p>
           <w:p>
@@ -1874,7 +1872,7 @@
         </w:rPr>
         <w:t>приёма-передачи неисключительных прав</w:t>
         <w:br/>
-        <w:t>по лицензионному договору № ______ от «____» __________ 2026 г.</w:t>
+        <w:t>по сублицензионному договору № ______ от «____» __________ 2026 г.</w:t>
       </w:r>
     </w:p>
     <w:tbl>
@@ -1961,7 +1959,7 @@
           <w:i w:val="0"/>
           <w:sz w:val="24"/>
         </w:rPr>
-        <w:t>Автономная некоммерческая организация дополнительного профессионального образования «Учебный центр ГорГазНефть» в лице директора Басантаева Искандера Нургалеевича, действующего на основании Устава, именуемая в дальнейшем «Лицензиар», с одной стороны, и</w:t>
+        <w:t>Автономная некоммерческая организация дополнительного профессионального образования «Учебный центр ГорГазНефть» в лице директора Басантаева Искандера Нургалеевича, действующего на основании Устава, действующая на условиях сублицензии (правообладатель программы — Ипатов Сергей Генадьевич), именуемая в дальнейшем «Лицензиар», с одной стороны, и</w:t>
       </w:r>
     </w:p>
     <w:p>
@@ -1993,7 +1991,7 @@
           <w:i w:val="0"/>
           <w:sz w:val="24"/>
         </w:rPr>
-        <w:t>1. Во исполнение лицензионного договора № ______ от «____» __________ 2026 г. (далее — «Договор») Лицензиар предоставил, а Лицензиат принял право использования программы для ЭВМ на условиях простой (неисключительной) лицензии:</w:t>
+        <w:t>1. Во исполнение сублицензионного договора № ______ от «____» __________ 2026 г. (далее — «Договор») Лицензиар предоставил, а Лицензиат принял право использования программы для ЭВМ на условиях простой (неисключительной) лицензии:</w:t>
       </w:r>
     </w:p>
     <w:tbl>
@@ -2131,7 +2129,9 @@
               </w:rPr>
               <w:t>№ 2026681414 от 14.07.2026,</w:t>
               <w:br/>
-              <w:t>Федеральная служба по интеллектуальной собственности</w:t>
+              <w:t>Федеральная служба по интеллектуальной собственности;</w:t>
+              <w:br/>
+              <w:t>правообладатель — Ипатов Сергей Генадьевич</w:t>
             </w:r>
           </w:p>
         </w:tc>
@@ -2171,7 +2171,7 @@
                 <w:rFonts w:ascii="Times New Roman" w:hAnsi="Times New Roman"/>
                 <w:sz w:val="21"/>
               </w:rPr>
-              <w:t>Простая (неисключительная)</w:t>
+              <w:t>Простая (неисключительная), на условиях сублицензии</w:t>
             </w:r>
           </w:p>
         </w:tc>

--- a/public/Prilozheniya-PV-Sistema-Bogoslovskoe.docx
+++ b/public/Prilozheniya-PV-Sistema-Bogoslovskoe.docx
@@ -772,7 +772,7 @@
           <w:i w:val="0"/>
           <w:sz w:val="24"/>
         </w:rPr>
-        <w:t>1.4. Проверка лицензионного ключа настольной версии выполняется один раз в месяц. На время проверки требуется однократный доступ к серверу лицензирования Лицензиара (домен пвсистема.рф, протокол HTTPS, порт 443). В остальное время программа работает в изолированном контуре предприятия.</w:t>
+        <w:t>1.4. Проверка лицензионного ключа настольной версии выполняется один раз в месяц. На время проверки требуется однократный доступ к серверу лицензирования Лицензиара (домены пвсистема.рф и functions.poehali.dev, протокол HTTPS, порт 443). В остальное время программа работает в изолированном контуре предприятия.</w:t>
       </w:r>
     </w:p>
     <w:p>
@@ -1098,7 +1098,7 @@
                 <w:rFonts w:ascii="Times New Roman" w:hAnsi="Times New Roman"/>
                 <w:sz w:val="20"/>
               </w:rPr>
-              <w:t>HTTPS (порт 443) к домену пвсистема.рф</w:t>
+              <w:t>HTTPS (порт 443) к доменам пвсистема.рф и functions.poehali.dev</w:t>
             </w:r>
           </w:p>
         </w:tc>
@@ -1225,7 +1225,23 @@
           <w:i w:val="0"/>
           <w:sz w:val="24"/>
         </w:rPr>
-        <w:t>домен пвсистема.рф и его поддомены.</w:t>
+        <w:t>домен пвсистема.рф и его поддомены;</w:t>
+      </w:r>
+    </w:p>
+    <w:p>
+      <w:pPr>
+        <w:spacing w:before="0" w:after="80"/>
+        <w:ind w:left="425" w:firstLine="425"/>
+        <w:jc w:val="both"/>
+      </w:pPr>
+      <w:r>
+        <w:rPr>
+          <w:rFonts w:ascii="Times New Roman" w:hAnsi="Times New Roman"/>
+          <w:b w:val="0"/>
+          <w:i w:val="0"/>
+          <w:sz w:val="24"/>
+        </w:rPr>
+        <w:t>домен functions.poehali.dev (сервер лицензирования, проверки ключей и кабинета организации).</w:t>
       </w:r>
     </w:p>
     <w:p>
@@ -1257,7 +1273,23 @@
           <w:i w:val="0"/>
           <w:sz w:val="24"/>
         </w:rPr>
-        <w:t>3.3. При установке на терминальный сервер или в среду виртуализации количество одновременных сеансов не должно превышать количества рабочих мест, указанного в пункте 1.5 Договора.</w:t>
+        <w:t>3.3. Сервер лицензирования и кабинет организации (раздел мониторинга лицензий и рабочих мест) работают через домен functions.poehali.dev. Если доступ к нему закрыт, вход в кабинет организации и проверка ключей будут недоступны при открытом домене пвсистема.рф.</w:t>
+      </w:r>
+    </w:p>
+    <w:p>
+      <w:pPr>
+        <w:spacing w:before="0" w:after="80"/>
+        <w:ind w:left="0" w:firstLine="425"/>
+        <w:jc w:val="both"/>
+      </w:pPr>
+      <w:r>
+        <w:rPr>
+          <w:rFonts w:ascii="Times New Roman" w:hAnsi="Times New Roman"/>
+          <w:b w:val="0"/>
+          <w:i w:val="0"/>
+          <w:sz w:val="24"/>
+        </w:rPr>
+        <w:t>3.4. При установке на терминальный сервер или в среду виртуализации количество одновременных сеансов не должно превышать количества рабочих мест, указанного в пункте 1.5 Договора.</w:t>
       </w:r>
     </w:p>
     <w:p>
